--- a/Docs/Word/GuitarNotebook.docx
+++ b/Docs/Word/GuitarNotebook.docx
@@ -1658,8 +1658,6 @@
         </w:rPr>
         <w:t>;</w:t>
       </w:r>
-      <w:bookmarkStart w:id="0" w:name="_GoBack"/>
-      <w:bookmarkEnd w:id="0"/>
     </w:p>
     <w:p>
       <w:pPr>
@@ -3835,25 +3833,18 @@
       </w:r>
       <w:r>
         <w:rPr>
-          <w:i/>
-          <w:szCs w:val="24"/>
-        </w:rPr>
-        <w:t>В</w:t>
-      </w:r>
-      <w:r>
-        <w:rPr>
-          <w:i/>
-          <w:szCs w:val="24"/>
-        </w:rPr>
-        <w:t xml:space="preserve">.В. </w:t>
-      </w:r>
-      <w:r>
-        <w:rPr>
-          <w:i/>
-          <w:szCs w:val="24"/>
-        </w:rPr>
-        <w:t>Смелов</w:t>
-      </w:r>
+          <w:szCs w:val="24"/>
+        </w:rPr>
+        <w:t xml:space="preserve">О. А. </w:t>
+      </w:r>
+      <w:proofErr w:type="spellStart"/>
+      <w:r>
+        <w:rPr>
+          <w:szCs w:val="24"/>
+        </w:rPr>
+        <w:t>Нистюк</w:t>
+      </w:r>
+      <w:proofErr w:type="spellEnd"/>
     </w:p>
     <w:p>
       <w:pPr>
@@ -3891,6 +3882,8 @@
         </w:rPr>
         <w:tab/>
       </w:r>
+      <w:bookmarkStart w:id="0" w:name="_GoBack"/>
+      <w:bookmarkEnd w:id="0"/>
       <w:r>
         <w:rPr>
           <w:szCs w:val="24"/>
@@ -3905,7 +3898,6 @@
         <w:outlineLvl w:val="0"/>
         <w:rPr>
           <w:szCs w:val="24"/>
-          <w:lang w:val="en-US"/>
         </w:rPr>
       </w:pPr>
       <w:r>
@@ -5598,7 +5590,7 @@
 </file>
 
 <file path=customXml/itemProps1.xml><?xml version="1.0" encoding="utf-8"?>
-<ds:datastoreItem xmlns:ds="http://schemas.openxmlformats.org/officeDocument/2006/customXml" ds:itemID="{1B741E13-6AD3-4F29-938B-FD4DA1120EA2}">
+<ds:datastoreItem xmlns:ds="http://schemas.openxmlformats.org/officeDocument/2006/customXml" ds:itemID="{726B666A-05B7-4F1A-BE62-8191DD5D9602}">
   <ds:schemaRefs>
     <ds:schemaRef ds:uri="http://schemas.openxmlformats.org/officeDocument/2006/bibliography"/>
   </ds:schemaRefs>
